--- a/editorial/the-index-editorial-review.docx
+++ b/editorial/the-index-editorial-review.docx
@@ -13144,7 +13144,7 @@
           <w:sz w:val="40"/>
           <w:szCs w:val="40"/>
         </w:rPr>
-        <w:t xml:space="preserve">A decade in the rankings, told straight</w:t>
+        <w:t xml:space="preserve">A decade in the rankings</w:t>
       </w:r>
     </w:p>
     <w:p>
@@ -13224,7 +13224,7 @@
           <w:sz w:val="22"/>
           <w:szCs w:val="22"/>
         </w:rPr>
-        <w:t xml:space="preserve">A decade in the rankings, told straight.</w:t>
+        <w:t xml:space="preserve">A decade in the rankings</w:t>
       </w:r>
     </w:p>
     <w:p>
